--- a/Unsorted/Петергоф/до войны/1. Петергоф до войны(1).docx
+++ b/Unsorted/Петергоф/до войны/1. Петергоф до войны(1).docx
@@ -1,6 +1,6 @@
 
 <file path=word/document.xml><?xml version="1.0" encoding="utf-8"?>
-<w:document xmlns:wpc="http://schemas.microsoft.com/office/word/2010/wordprocessingCanvas" xmlns:cx="http://schemas.microsoft.com/office/drawing/2014/chartex" xmlns:cx1="http://schemas.microsoft.com/office/drawing/2015/9/8/chartex" xmlns:mc="http://schemas.openxmlformats.org/markup-compatibility/2006" xmlns:o="urn:schemas-microsoft-com:office:office" xmlns:r="http://schemas.openxmlformats.org/officeDocument/2006/relationships" xmlns:m="http://schemas.openxmlformats.org/officeDocument/2006/math" xmlns:v="urn:schemas-microsoft-com:vml" xmlns:wp14="http://schemas.microsoft.com/office/word/2010/wordprocessingDrawing" xmlns:wp="http://schemas.openxmlformats.org/drawingml/2006/wordprocessingDrawing" xmlns:w10="urn:schemas-microsoft-com:office:word" xmlns:w="http://schemas.openxmlformats.org/wordprocessingml/2006/main" xmlns:w14="http://schemas.microsoft.com/office/word/2010/wordml" xmlns:w15="http://schemas.microsoft.com/office/word/2012/wordml" xmlns:w16se="http://schemas.microsoft.com/office/word/2015/wordml/symex" xmlns:wpg="http://schemas.microsoft.com/office/word/2010/wordprocessingGroup" xmlns:wpi="http://schemas.microsoft.com/office/word/2010/wordprocessingInk" xmlns:wne="http://schemas.microsoft.com/office/word/2006/wordml" xmlns:wps="http://schemas.microsoft.com/office/word/2010/wordprocessingShape" mc:Ignorable="w14 w15 w16se wp14">
+<w:document xmlns:wpc="http://schemas.microsoft.com/office/word/2010/wordprocessingCanvas" xmlns:cx="http://schemas.microsoft.com/office/drawing/2014/chartex" xmlns:cx1="http://schemas.microsoft.com/office/drawing/2015/9/8/chartex" xmlns:cx2="http://schemas.microsoft.com/office/drawing/2015/10/21/chartex" xmlns:cx3="http://schemas.microsoft.com/office/drawing/2016/5/9/chartex" xmlns:cx4="http://schemas.microsoft.com/office/drawing/2016/5/10/chartex" xmlns:cx5="http://schemas.microsoft.com/office/drawing/2016/5/11/chartex" xmlns:cx6="http://schemas.microsoft.com/office/drawing/2016/5/12/chartex" xmlns:cx7="http://schemas.microsoft.com/office/drawing/2016/5/13/chartex" xmlns:cx8="http://schemas.microsoft.com/office/drawing/2016/5/14/chartex" xmlns:mc="http://schemas.openxmlformats.org/markup-compatibility/2006" xmlns:aink="http://schemas.microsoft.com/office/drawing/2016/ink" xmlns:am3d="http://schemas.microsoft.com/office/drawing/2017/model3d" xmlns:o="urn:schemas-microsoft-com:office:office" xmlns:oel="http://schemas.microsoft.com/office/2019/extlst" xmlns:r="http://schemas.openxmlformats.org/officeDocument/2006/relationships" xmlns:m="http://schemas.openxmlformats.org/officeDocument/2006/math" xmlns:v="urn:schemas-microsoft-com:vml" xmlns:wp14="http://schemas.microsoft.com/office/word/2010/wordprocessingDrawing" xmlns:wp="http://schemas.openxmlformats.org/drawingml/2006/wordprocessingDrawing" xmlns:w10="urn:schemas-microsoft-com:office:word" xmlns:w="http://schemas.openxmlformats.org/wordprocessingml/2006/main" xmlns:w14="http://schemas.microsoft.com/office/word/2010/wordml" xmlns:w15="http://schemas.microsoft.com/office/word/2012/wordml" xmlns:w16cex="http://schemas.microsoft.com/office/word/2018/wordml/cex" xmlns:w16cid="http://schemas.microsoft.com/office/word/2016/wordml/cid" xmlns:w16="http://schemas.microsoft.com/office/word/2018/wordml" xmlns:w16du="http://schemas.microsoft.com/office/word/2023/wordml/word16du" xmlns:w16sdtdh="http://schemas.microsoft.com/office/word/2020/wordml/sdtdatahash" xmlns:w16sdtfl="http://schemas.microsoft.com/office/word/2024/wordml/sdtformatlock" xmlns:w16se="http://schemas.microsoft.com/office/word/2015/wordml/symex" xmlns:wpg="http://schemas.microsoft.com/office/word/2010/wordprocessingGroup" xmlns:wpi="http://schemas.microsoft.com/office/word/2010/wordprocessingInk" xmlns:wne="http://schemas.microsoft.com/office/word/2006/wordml" xmlns:wps="http://schemas.microsoft.com/office/word/2010/wordprocessingShape" mc:Ignorable="w14 w15 w16se w16cid w16 w16cex w16sdtdh w16sdtfl w16du wp14">
   <w:body>
     <w:p>
       <w:pPr>
@@ -39,8 +39,6 @@
         </w:rPr>
         <w:t>.</w:t>
       </w:r>
-      <w:bookmarkStart w:id="0" w:name="_GoBack"/>
-      <w:bookmarkEnd w:id="0"/>
       <w:r>
         <w:rPr>
           <w:rFonts w:ascii="Times New Roman" w:eastAsia="Times New Roman" w:hAnsi="Times New Roman" w:cs="Times New Roman"/>
@@ -128,7 +126,7 @@
           <w:sz w:val="24"/>
           <w:szCs w:val="24"/>
         </w:rPr>
-        <w:br/>
+        <w:t xml:space="preserve"> </w:t>
       </w:r>
       <w:r>
         <w:rPr>
@@ -152,7 +150,7 @@
           <w:sz w:val="24"/>
           <w:szCs w:val="24"/>
         </w:rPr>
-        <w:br/>
+        <w:t xml:space="preserve"> </w:t>
       </w:r>
       <w:r>
         <w:rPr>
@@ -218,27 +216,8 @@
           <w:sz w:val="24"/>
           <w:szCs w:val="24"/>
         </w:rPr>
-        <w:t xml:space="preserve"> (изначально «Верхние палаты»), возведенный по проекту французского архитектора Жана-Батиста </w:t>
-      </w:r>
-      <w:proofErr w:type="spellStart"/>
-      <w:r>
-        <w:rPr>
-          <w:rFonts w:ascii="Times New Roman" w:hAnsi="Times New Roman" w:cs="Times New Roman"/>
-          <w:sz w:val="24"/>
-          <w:szCs w:val="24"/>
-        </w:rPr>
-        <w:t>Леблона</w:t>
-      </w:r>
-      <w:proofErr w:type="spellEnd"/>
-      <w:r>
-        <w:rPr>
-          <w:rFonts w:ascii="Times New Roman" w:hAnsi="Times New Roman" w:cs="Times New Roman"/>
-          <w:sz w:val="24"/>
-          <w:szCs w:val="24"/>
-        </w:rPr>
-        <w:t xml:space="preserve">, а жемчужиной петровской эпохи – приморский </w:t>
-      </w:r>
-      <w:proofErr w:type="spellStart"/>
+        <w:t xml:space="preserve"> (изначально «Верхние палаты»), возведенный по проекту французского архитектора Жана-Батиста Леблона, а жемчужиной петровской эпохи – приморский </w:t>
+      </w:r>
       <w:r>
         <w:rPr>
           <w:rFonts w:ascii="Times New Roman" w:hAnsi="Times New Roman" w:cs="Times New Roman"/>
@@ -248,7 +227,6 @@
         </w:rPr>
         <w:t>Монплезир</w:t>
       </w:r>
-      <w:proofErr w:type="spellEnd"/>
       <w:r>
         <w:rPr>
           <w:rFonts w:ascii="Times New Roman" w:hAnsi="Times New Roman" w:cs="Times New Roman"/>
@@ -337,25 +315,7 @@
           <w:sz w:val="24"/>
           <w:szCs w:val="24"/>
         </w:rPr>
-        <w:t xml:space="preserve"> инженера Василия </w:t>
-      </w:r>
-      <w:proofErr w:type="spellStart"/>
-      <w:r>
-        <w:rPr>
-          <w:rFonts w:ascii="Times New Roman" w:hAnsi="Times New Roman" w:cs="Times New Roman"/>
-          <w:sz w:val="24"/>
-          <w:szCs w:val="24"/>
-        </w:rPr>
-        <w:t>Туволкова</w:t>
-      </w:r>
-      <w:proofErr w:type="spellEnd"/>
-      <w:r>
-        <w:rPr>
-          <w:rFonts w:ascii="Times New Roman" w:hAnsi="Times New Roman" w:cs="Times New Roman"/>
-          <w:sz w:val="24"/>
-          <w:szCs w:val="24"/>
-        </w:rPr>
-        <w:t>. От</w:t>
+        <w:t xml:space="preserve"> инженера Василия Туволкова. От</w:t>
       </w:r>
       <w:r>
         <w:rPr>
@@ -365,23 +325,13 @@
         </w:rPr>
         <w:t xml:space="preserve"> </w:t>
       </w:r>
-      <w:proofErr w:type="spellStart"/>
-      <w:r>
-        <w:rPr>
-          <w:rFonts w:ascii="Times New Roman" w:hAnsi="Times New Roman" w:cs="Times New Roman"/>
-          <w:sz w:val="24"/>
-          <w:szCs w:val="24"/>
-        </w:rPr>
-        <w:t>Ропшинских</w:t>
-      </w:r>
-      <w:proofErr w:type="spellEnd"/>
-      <w:r>
-        <w:rPr>
-          <w:rFonts w:ascii="Times New Roman" w:hAnsi="Times New Roman" w:cs="Times New Roman"/>
-          <w:sz w:val="24"/>
-          <w:szCs w:val="24"/>
-        </w:rPr>
-        <w:t xml:space="preserve"> высот</w:t>
+      <w:r>
+        <w:rPr>
+          <w:rFonts w:ascii="Times New Roman" w:hAnsi="Times New Roman" w:cs="Times New Roman"/>
+          <w:sz w:val="24"/>
+          <w:szCs w:val="24"/>
+        </w:rPr>
+        <w:t>Ропшинских высот</w:t>
       </w:r>
       <w:r>
         <w:rPr>
@@ -541,7 +491,7 @@
           <w:sz w:val="24"/>
           <w:szCs w:val="24"/>
         </w:rPr>
-        <w:br/>
+        <w:t xml:space="preserve"> </w:t>
       </w:r>
       <w:r>
         <w:rPr>
@@ -634,7 +584,23 @@
           <w:sz w:val="24"/>
           <w:szCs w:val="24"/>
         </w:rPr>
-        <w:t xml:space="preserve"> бронзового гиганта, разрывающего пасть льву (аллегория победы под Полтавой), венчавшая грандиозный </w:t>
+        <w:t xml:space="preserve"> бронзового гиганта, разрывающего пасть льву</w:t>
+      </w:r>
+      <w:r>
+        <w:rPr>
+          <w:rFonts w:ascii="Times New Roman" w:hAnsi="Times New Roman" w:cs="Times New Roman"/>
+          <w:sz w:val="24"/>
+          <w:szCs w:val="24"/>
+        </w:rPr>
+        <w:t>, символизирующий победу в Полтавской битве – решающем сражения Северной войне 27 июня 1709 года</w:t>
+      </w:r>
+      <w:r>
+        <w:rPr>
+          <w:rFonts w:ascii="Times New Roman" w:hAnsi="Times New Roman" w:cs="Times New Roman"/>
+          <w:sz w:val="24"/>
+          <w:szCs w:val="24"/>
+        </w:rPr>
+        <w:t xml:space="preserve">, венчавшая грандиозный </w:t>
       </w:r>
       <w:r>
         <w:rPr>
@@ -885,18 +851,8 @@
           <w:sz w:val="24"/>
           <w:szCs w:val="24"/>
         </w:rPr>
-        <w:t xml:space="preserve"> К.Ф. </w:t>
-      </w:r>
-      <w:proofErr w:type="spellStart"/>
-      <w:r>
-        <w:rPr>
-          <w:rFonts w:ascii="Times New Roman" w:hAnsi="Times New Roman" w:cs="Times New Roman"/>
-          <w:sz w:val="24"/>
-          <w:szCs w:val="24"/>
-        </w:rPr>
-        <w:t>Шинкель</w:t>
-      </w:r>
-      <w:proofErr w:type="spellEnd"/>
+        <w:t xml:space="preserve"> К.Ф. Шинкель</w:t>
+      </w:r>
       <w:r>
         <w:rPr>
           <w:rFonts w:ascii="Times New Roman" w:hAnsi="Times New Roman" w:cs="Times New Roman"/>
@@ -923,6 +879,7 @@
           <w:sz w:val="24"/>
           <w:szCs w:val="24"/>
         </w:rPr>
+        <w:lastRenderedPageBreak/>
         <w:t>Не обошел стороной Петергоф и технический прогресс:</w:t>
       </w:r>
       <w:r>
@@ -984,7 +941,6 @@
           <w:sz w:val="24"/>
           <w:szCs w:val="24"/>
         </w:rPr>
-        <w:lastRenderedPageBreak/>
         <w:t xml:space="preserve">К началу XX века Петергоф являлся не только парадной императорской резиденцией, но и сложным инженерно-художественным комплексом, функционировавшим как образцовый дворцово-парковый ансамбль. </w:t>
       </w:r>
     </w:p>
@@ -1057,7 +1013,23 @@
           <w:sz w:val="24"/>
           <w:szCs w:val="24"/>
         </w:rPr>
-        <w:t xml:space="preserve"> 1918 году Петергоф был национализирован и превращён в государственный музей. В 1920–1930-е годы он стал одним из ключевых музеев страны, ориентированных на массового посетителя. Проводилась научная инвентаризация коллекций, систематизация архивов, реставрация интерьеров с сохранением подлинных элементов отделки. Именно в этот период закладываются основы научной реставрации как системы: фиксируются обмеры, создаются фотоархивы, ведётся исследование фонтанной системы, парковых ландшафтов, скульптуры.</w:t>
+        <w:t xml:space="preserve"> 1918 году Петергоф был национализирован и превращён в государственный музей. В 1920–1930-е годы он стал одним из ключевых музеев страны, ориентированных на массового посетителя. Проводилась научная инвентаризация коллекций, систематизация архивов, реставрация интерьеров с сохранением подлинных элементов отделки. Именно в этот период закладываются основы научной реставрации как системы: фиксируются обмеры, создаются фотоархивы, ведётся исследование фонтанно</w:t>
+      </w:r>
+      <w:r>
+        <w:rPr>
+          <w:rFonts w:ascii="Times New Roman" w:hAnsi="Times New Roman" w:cs="Times New Roman"/>
+          <w:sz w:val="24"/>
+          <w:szCs w:val="24"/>
+        </w:rPr>
+        <w:t xml:space="preserve">й системы, парковых ландшафтов и </w:t>
+      </w:r>
+      <w:r>
+        <w:rPr>
+          <w:rFonts w:ascii="Times New Roman" w:hAnsi="Times New Roman" w:cs="Times New Roman"/>
+          <w:sz w:val="24"/>
+          <w:szCs w:val="24"/>
+        </w:rPr>
+        <w:t>скульптуры.</w:t>
       </w:r>
       <w:r>
         <w:rPr>
@@ -1085,25 +1057,7 @@
           <w:sz w:val="24"/>
           <w:szCs w:val="24"/>
         </w:rPr>
-        <w:t xml:space="preserve">К 1941 году комплекс включал Большой дворец, </w:t>
-      </w:r>
-      <w:proofErr w:type="spellStart"/>
-      <w:r>
-        <w:rPr>
-          <w:rFonts w:ascii="Times New Roman" w:hAnsi="Times New Roman" w:cs="Times New Roman"/>
-          <w:sz w:val="24"/>
-          <w:szCs w:val="24"/>
-        </w:rPr>
-        <w:t>Монплезир</w:t>
-      </w:r>
-      <w:proofErr w:type="spellEnd"/>
-      <w:r>
-        <w:rPr>
-          <w:rFonts w:ascii="Times New Roman" w:hAnsi="Times New Roman" w:cs="Times New Roman"/>
-          <w:sz w:val="24"/>
-          <w:szCs w:val="24"/>
-        </w:rPr>
-        <w:t xml:space="preserve">, Марли, Эрмитаж, более 150 </w:t>
+        <w:t xml:space="preserve">К 1941 году комплекс включал Большой дворец, Монплезир, Марли, Эрмитаж, более 150 </w:t>
       </w:r>
       <w:r>
         <w:rPr>
@@ -1339,25 +1293,7 @@
           <w:sz w:val="24"/>
           <w:szCs w:val="24"/>
         </w:rPr>
-        <w:t xml:space="preserve"> – фасады </w:t>
-      </w:r>
-      <w:proofErr w:type="spellStart"/>
-      <w:r>
-        <w:rPr>
-          <w:rFonts w:ascii="Times New Roman" w:hAnsi="Times New Roman" w:cs="Times New Roman"/>
-          <w:sz w:val="24"/>
-          <w:szCs w:val="24"/>
-        </w:rPr>
-        <w:t>Монплезира</w:t>
-      </w:r>
-      <w:proofErr w:type="spellEnd"/>
-      <w:r>
-        <w:rPr>
-          <w:rFonts w:ascii="Times New Roman" w:hAnsi="Times New Roman" w:cs="Times New Roman"/>
-          <w:sz w:val="24"/>
-          <w:szCs w:val="24"/>
-        </w:rPr>
-        <w:t xml:space="preserve"> и перспектива</w:t>
+        <w:t xml:space="preserve"> – фасады Монплезира и перспектива</w:t>
       </w:r>
       <w:r>
         <w:rPr>
@@ -1415,7 +1351,7 @@
 </file>
 
 <file path=word/styles.xml><?xml version="1.0" encoding="utf-8"?>
-<w:styles xmlns:mc="http://schemas.openxmlformats.org/markup-compatibility/2006" xmlns:r="http://schemas.openxmlformats.org/officeDocument/2006/relationships" xmlns:w="http://schemas.openxmlformats.org/wordprocessingml/2006/main" xmlns:w14="http://schemas.microsoft.com/office/word/2010/wordml" xmlns:w15="http://schemas.microsoft.com/office/word/2012/wordml" xmlns:w16se="http://schemas.microsoft.com/office/word/2015/wordml/symex" mc:Ignorable="w14 w15 w16se">
+<w:styles xmlns:mc="http://schemas.openxmlformats.org/markup-compatibility/2006" xmlns:r="http://schemas.openxmlformats.org/officeDocument/2006/relationships" xmlns:w="http://schemas.openxmlformats.org/wordprocessingml/2006/main" xmlns:w14="http://schemas.microsoft.com/office/word/2010/wordml" xmlns:w15="http://schemas.microsoft.com/office/word/2012/wordml" xmlns:w16cex="http://schemas.microsoft.com/office/word/2018/wordml/cex" xmlns:w16cid="http://schemas.microsoft.com/office/word/2016/wordml/cid" xmlns:w16="http://schemas.microsoft.com/office/word/2018/wordml" xmlns:w16du="http://schemas.microsoft.com/office/word/2023/wordml/word16du" xmlns:w16sdtdh="http://schemas.microsoft.com/office/word/2020/wordml/sdtdatahash" xmlns:w16sdtfl="http://schemas.microsoft.com/office/word/2024/wordml/sdtformatlock" xmlns:w16se="http://schemas.microsoft.com/office/word/2015/wordml/symex" mc:Ignorable="w14 w15 w16se w16cid w16 w16cex w16sdtdh w16sdtfl w16du">
   <w:docDefaults>
     <w:rPrDefault>
       <w:rPr>
@@ -1431,7 +1367,7 @@
       </w:pPr>
     </w:pPrDefault>
   </w:docDefaults>
-  <w:latentStyles w:defLockedState="0" w:defUIPriority="99" w:defSemiHidden="0" w:defUnhideWhenUsed="0" w:defQFormat="0" w:count="371">
+  <w:latentStyles w:defLockedState="0" w:defUIPriority="99" w:defSemiHidden="0" w:defUnhideWhenUsed="0" w:defQFormat="0" w:count="376">
     <w:lsdException w:name="Normal" w:uiPriority="0" w:qFormat="1"/>
     <w:lsdException w:name="heading 1" w:uiPriority="9" w:qFormat="1"/>
     <w:lsdException w:name="heading 2" w:semiHidden="1" w:uiPriority="9" w:unhideWhenUsed="1" w:qFormat="1"/>
@@ -1803,6 +1739,11 @@
     <w:lsdException w:name="List Table 5 Dark Accent 6" w:uiPriority="50"/>
     <w:lsdException w:name="List Table 6 Colorful Accent 6" w:uiPriority="51"/>
     <w:lsdException w:name="List Table 7 Colorful Accent 6" w:uiPriority="52"/>
+    <w:lsdException w:name="Mention" w:semiHidden="1" w:unhideWhenUsed="1"/>
+    <w:lsdException w:name="Smart Hyperlink" w:semiHidden="1" w:unhideWhenUsed="1"/>
+    <w:lsdException w:name="Hashtag" w:semiHidden="1" w:unhideWhenUsed="1"/>
+    <w:lsdException w:name="Unresolved Mention" w:semiHidden="1" w:unhideWhenUsed="1"/>
+    <w:lsdException w:name="Smart Link" w:semiHidden="1" w:unhideWhenUsed="1"/>
   </w:latentStyles>
   <w:style w:type="paragraph" w:default="1" w:styleId="a">
     <w:name w:val="Normal"/>
